--- a/3E3/3E3 Modelling Risk - Coursework Coversheet.docx
+++ b/3E3/3E3 Modelling Risk - Coursework Coversheet.docx
@@ -1,6 +1,6 @@
 
 <file path=word/document.xml><?xml version="1.0" encoding="utf-8"?>
-<w:document xmlns:wpc="http://schemas.microsoft.com/office/word/2010/wordprocessingCanvas" xmlns:cx="http://schemas.microsoft.com/office/drawing/2014/chartex" xmlns:cx1="http://schemas.microsoft.com/office/drawing/2015/9/8/chartex" xmlns:cx2="http://schemas.microsoft.com/office/drawing/2015/10/21/chartex" xmlns:cx3="http://schemas.microsoft.com/office/drawing/2016/5/9/chartex" xmlns:cx4="http://schemas.microsoft.com/office/drawing/2016/5/10/chartex" xmlns:cx5="http://schemas.microsoft.com/office/drawing/2016/5/11/chartex" xmlns:cx6="http://schemas.microsoft.com/office/drawing/2016/5/12/chartex" xmlns:cx7="http://schemas.microsoft.com/office/drawing/2016/5/13/chartex" xmlns:cx8="http://schemas.microsoft.com/office/drawing/2016/5/14/chartex" xmlns:mc="http://schemas.openxmlformats.org/markup-compatibility/2006" xmlns:aink="http://schemas.microsoft.com/office/drawing/2016/ink" xmlns:am3d="http://schemas.microsoft.com/office/drawing/2017/model3d" xmlns:o="urn:schemas-microsoft-com:office:office" xmlns:oel="http://schemas.microsoft.com/office/2019/extlst" xmlns:r="http://schemas.openxmlformats.org/officeDocument/2006/relationships" xmlns:m="http://schemas.openxmlformats.org/officeDocument/2006/math" xmlns:v="urn:schemas-microsoft-com:vml" xmlns:wp14="http://schemas.microsoft.com/office/word/2010/wordprocessingDrawing" xmlns:wp="http://schemas.openxmlformats.org/drawingml/2006/wordprocessingDrawing" xmlns:w10="urn:schemas-microsoft-com:office:word" xmlns:w="http://schemas.openxmlformats.org/wordprocessingml/2006/main" xmlns:w14="http://schemas.microsoft.com/office/word/2010/wordml" xmlns:w15="http://schemas.microsoft.com/office/word/2012/wordml" xmlns:w16cex="http://schemas.microsoft.com/office/word/2018/wordml/cex" xmlns:w16cid="http://schemas.microsoft.com/office/word/2016/wordml/cid" xmlns:w16="http://schemas.microsoft.com/office/word/2018/wordml" xmlns:w16sdtdh="http://schemas.microsoft.com/office/word/2020/wordml/sdtdatahash" xmlns:w16se="http://schemas.microsoft.com/office/word/2015/wordml/symex" xmlns:wpg="http://schemas.microsoft.com/office/word/2010/wordprocessingGroup" xmlns:wpi="http://schemas.microsoft.com/office/word/2010/wordprocessingInk" xmlns:wne="http://schemas.microsoft.com/office/word/2006/wordml" xmlns:wps="http://schemas.microsoft.com/office/word/2010/wordprocessingShape" mc:Ignorable="w14 w15 w16se w16cid w16 w16cex w16sdtdh wp14">
+<w:document xmlns:wpc="http://schemas.microsoft.com/office/word/2010/wordprocessingCanvas" xmlns:cx="http://schemas.microsoft.com/office/drawing/2014/chartex" xmlns:cx1="http://schemas.microsoft.com/office/drawing/2015/9/8/chartex" xmlns:cx2="http://schemas.microsoft.com/office/drawing/2015/10/21/chartex" xmlns:cx3="http://schemas.microsoft.com/office/drawing/2016/5/9/chartex" xmlns:cx4="http://schemas.microsoft.com/office/drawing/2016/5/10/chartex" xmlns:cx5="http://schemas.microsoft.com/office/drawing/2016/5/11/chartex" xmlns:cx6="http://schemas.microsoft.com/office/drawing/2016/5/12/chartex" xmlns:cx7="http://schemas.microsoft.com/office/drawing/2016/5/13/chartex" xmlns:cx8="http://schemas.microsoft.com/office/drawing/2016/5/14/chartex" xmlns:mc="http://schemas.openxmlformats.org/markup-compatibility/2006" xmlns:aink="http://schemas.microsoft.com/office/drawing/2016/ink" xmlns:am3d="http://schemas.microsoft.com/office/drawing/2017/model3d" xmlns:o="urn:schemas-microsoft-com:office:office" xmlns:oel="http://schemas.microsoft.com/office/2019/extlst" xmlns:r="http://schemas.openxmlformats.org/officeDocument/2006/relationships" xmlns:m="http://schemas.openxmlformats.org/officeDocument/2006/math" xmlns:v="urn:schemas-microsoft-com:vml" xmlns:wp14="http://schemas.microsoft.com/office/word/2010/wordprocessingDrawing" xmlns:wp="http://schemas.openxmlformats.org/drawingml/2006/wordprocessingDrawing" xmlns:w10="urn:schemas-microsoft-com:office:word" xmlns:w="http://schemas.openxmlformats.org/wordprocessingml/2006/main" xmlns:w14="http://schemas.microsoft.com/office/word/2010/wordml" xmlns:w15="http://schemas.microsoft.com/office/word/2012/wordml" xmlns:w16cex="http://schemas.microsoft.com/office/word/2018/wordml/cex" xmlns:w16cid="http://schemas.microsoft.com/office/word/2016/wordml/cid" xmlns:w16="http://schemas.microsoft.com/office/word/2018/wordml" xmlns:w16du="http://schemas.microsoft.com/office/word/2023/wordml/word16du" xmlns:w16sdtdh="http://schemas.microsoft.com/office/word/2020/wordml/sdtdatahash" xmlns:w16sdtfl="http://schemas.microsoft.com/office/word/2024/wordml/sdtformatlock" xmlns:w16se="http://schemas.microsoft.com/office/word/2015/wordml/symex" xmlns:wpg="http://schemas.microsoft.com/office/word/2010/wordprocessingGroup" xmlns:wpi="http://schemas.microsoft.com/office/word/2010/wordprocessingInk" xmlns:wne="http://schemas.microsoft.com/office/word/2006/wordml" xmlns:wps="http://schemas.microsoft.com/office/word/2010/wordprocessingShape" mc:Ignorable="w14 w15 w16se w16cid w16 w16cex w16sdtdh w16sdtfl w16du wp14">
   <w:body>
     <w:p>
       <w:pPr>
@@ -47,7 +47,7 @@
           <w:szCs w:val="28"/>
           <w:lang w:val="en-GB" w:eastAsia="en-US"/>
         </w:rPr>
-        <w:t>3</w:t>
+        <w:t>5</w:t>
       </w:r>
       <w:r>
         <w:rPr>
@@ -80,7 +80,7 @@
           <w:szCs w:val="28"/>
           <w:lang w:val="en-GB" w:eastAsia="en-US"/>
         </w:rPr>
-        <w:t>4</w:t>
+        <w:t>6</w:t>
       </w:r>
       <w:r>
         <w:rPr>
@@ -271,9 +271,9 @@
             <w:placeholder>
               <w:docPart w:val="EFB2ED4AF6144D7686C4B842AFD3361B"/>
             </w:placeholder>
-            <w:showingPlcHdr/>
             <w:text/>
           </w:sdtPr>
+          <w:sdtEndPr/>
           <w:sdtContent>
             <w:tc>
               <w:tcPr>
@@ -294,9 +294,10 @@
                 </w:pPr>
                 <w:r>
                   <w:rPr>
-                    <w:rStyle w:val="PlaceholderText"/>
+                    <w:rFonts w:eastAsiaTheme="minorHAnsi"/>
+                    <w:lang w:val="en-GB" w:eastAsia="en-US"/>
                   </w:rPr>
-                  <w:t>Click or tap here to enter text.</w:t>
+                  <w:t>zl559</w:t>
                 </w:r>
               </w:p>
             </w:tc>
@@ -338,9 +339,9 @@
             <w:placeholder>
               <w:docPart w:val="DA23C80343DF4B0595FCABC3C3FF4CC2"/>
             </w:placeholder>
-            <w:showingPlcHdr/>
             <w:text/>
           </w:sdtPr>
+          <w:sdtEndPr/>
           <w:sdtContent>
             <w:tc>
               <w:tcPr>
@@ -361,9 +362,10 @@
                 </w:pPr>
                 <w:r>
                   <w:rPr>
-                    <w:rStyle w:val="PlaceholderText"/>
+                    <w:rFonts w:eastAsiaTheme="minorHAnsi"/>
+                    <w:lang w:val="en-GB" w:eastAsia="en-US"/>
                   </w:rPr>
-                  <w:t>Click or tap here to enter text.</w:t>
+                  <w:t>Homerton</w:t>
                 </w:r>
               </w:p>
             </w:tc>
@@ -410,14 +412,14 @@
             <w:placeholder>
               <w:docPart w:val="8FC1D4B5874344548A1AE1F5D63BC434"/>
             </w:placeholder>
-            <w:showingPlcHdr/>
-            <w:date>
+            <w:date w:fullDate="2026-03-13T00:00:00Z">
               <w:dateFormat w:val="dd/MM/yyyy"/>
               <w:lid w:val="en-GB"/>
               <w:storeMappedDataAs w:val="dateTime"/>
               <w:calendar w:val="gregorian"/>
             </w:date>
           </w:sdtPr>
+          <w:sdtEndPr/>
           <w:sdtContent>
             <w:tc>
               <w:tcPr>
@@ -438,9 +440,10 @@
                 </w:pPr>
                 <w:r>
                   <w:rPr>
-                    <w:rStyle w:val="PlaceholderText"/>
+                    <w:rFonts w:eastAsiaTheme="minorHAnsi"/>
+                    <w:lang w:val="en-GB" w:eastAsia="en-US"/>
                   </w:rPr>
-                  <w:t>Click or tap to enter a date.</w:t>
+                  <w:t>13/03/2026</w:t>
                 </w:r>
               </w:p>
             </w:tc>
@@ -482,9 +485,9 @@
             <w:placeholder>
               <w:docPart w:val="ECBF1AEAD2FF406F8089940C207A0D38"/>
             </w:placeholder>
-            <w:showingPlcHdr/>
             <w:text/>
           </w:sdtPr>
+          <w:sdtEndPr/>
           <w:sdtContent>
             <w:tc>
               <w:tcPr>
@@ -505,9 +508,10 @@
                 </w:pPr>
                 <w:r>
                   <w:rPr>
-                    <w:rStyle w:val="PlaceholderText"/>
+                    <w:rFonts w:eastAsiaTheme="minorHAnsi"/>
+                    <w:lang w:val="en-GB" w:eastAsia="en-US"/>
                   </w:rPr>
-                  <w:t>Click or tap here to enter text.</w:t>
+                  <w:t>10</w:t>
                 </w:r>
               </w:p>
             </w:tc>
@@ -3471,7 +3475,7 @@
 </file>
 
 <file path=word/styles.xml><?xml version="1.0" encoding="utf-8"?>
-<w:styles xmlns:mc="http://schemas.openxmlformats.org/markup-compatibility/2006" xmlns:r="http://schemas.openxmlformats.org/officeDocument/2006/relationships" xmlns:w="http://schemas.openxmlformats.org/wordprocessingml/2006/main" xmlns:w14="http://schemas.microsoft.com/office/word/2010/wordml" xmlns:w15="http://schemas.microsoft.com/office/word/2012/wordml" xmlns:w16cex="http://schemas.microsoft.com/office/word/2018/wordml/cex" xmlns:w16cid="http://schemas.microsoft.com/office/word/2016/wordml/cid" xmlns:w16="http://schemas.microsoft.com/office/word/2018/wordml" xmlns:w16sdtdh="http://schemas.microsoft.com/office/word/2020/wordml/sdtdatahash" xmlns:w16se="http://schemas.microsoft.com/office/word/2015/wordml/symex" mc:Ignorable="w14 w15 w16se w16cid w16 w16cex w16sdtdh">
+<w:styles xmlns:mc="http://schemas.openxmlformats.org/markup-compatibility/2006" xmlns:r="http://schemas.openxmlformats.org/officeDocument/2006/relationships" xmlns:w="http://schemas.openxmlformats.org/wordprocessingml/2006/main" xmlns:w14="http://schemas.microsoft.com/office/word/2010/wordml" xmlns:w15="http://schemas.microsoft.com/office/word/2012/wordml" xmlns:w16cex="http://schemas.microsoft.com/office/word/2018/wordml/cex" xmlns:w16cid="http://schemas.microsoft.com/office/word/2016/wordml/cid" xmlns:w16="http://schemas.microsoft.com/office/word/2018/wordml" xmlns:w16du="http://schemas.microsoft.com/office/word/2023/wordml/word16du" xmlns:w16sdtdh="http://schemas.microsoft.com/office/word/2020/wordml/sdtdatahash" xmlns:w16sdtfl="http://schemas.microsoft.com/office/word/2024/wordml/sdtformatlock" xmlns:w16se="http://schemas.microsoft.com/office/word/2015/wordml/symex" mc:Ignorable="w14 w15 w16se w16cid w16 w16cex w16sdtdh w16sdtfl w16du">
   <w:docDefaults>
     <w:rPrDefault>
       <w:rPr>
@@ -3923,7 +3927,7 @@
 </file>
 
 <file path=word/glossary/document.xml><?xml version="1.0" encoding="utf-8"?>
-<w:glossaryDocument xmlns:wpc="http://schemas.microsoft.com/office/word/2010/wordprocessingCanvas" xmlns:cx="http://schemas.microsoft.com/office/drawing/2014/chartex" xmlns:cx1="http://schemas.microsoft.com/office/drawing/2015/9/8/chartex" xmlns:cx2="http://schemas.microsoft.com/office/drawing/2015/10/21/chartex" xmlns:cx3="http://schemas.microsoft.com/office/drawing/2016/5/9/chartex" xmlns:cx4="http://schemas.microsoft.com/office/drawing/2016/5/10/chartex" xmlns:cx5="http://schemas.microsoft.com/office/drawing/2016/5/11/chartex" xmlns:cx6="http://schemas.microsoft.com/office/drawing/2016/5/12/chartex" xmlns:cx7="http://schemas.microsoft.com/office/drawing/2016/5/13/chartex" xmlns:cx8="http://schemas.microsoft.com/office/drawing/2016/5/14/chartex" xmlns:mc="http://schemas.openxmlformats.org/markup-compatibility/2006" xmlns:aink="http://schemas.microsoft.com/office/drawing/2016/ink" xmlns:am3d="http://schemas.microsoft.com/office/drawing/2017/model3d" xmlns:o="urn:schemas-microsoft-com:office:office" xmlns:oel="http://schemas.microsoft.com/office/2019/extlst" xmlns:r="http://schemas.openxmlformats.org/officeDocument/2006/relationships" xmlns:m="http://schemas.openxmlformats.org/officeDocument/2006/math" xmlns:v="urn:schemas-microsoft-com:vml" xmlns:wp14="http://schemas.microsoft.com/office/word/2010/wordprocessingDrawing" xmlns:wp="http://schemas.openxmlformats.org/drawingml/2006/wordprocessingDrawing" xmlns:w10="urn:schemas-microsoft-com:office:word" xmlns:w="http://schemas.openxmlformats.org/wordprocessingml/2006/main" xmlns:w14="http://schemas.microsoft.com/office/word/2010/wordml" xmlns:w15="http://schemas.microsoft.com/office/word/2012/wordml" xmlns:w16cex="http://schemas.microsoft.com/office/word/2018/wordml/cex" xmlns:w16cid="http://schemas.microsoft.com/office/word/2016/wordml/cid" xmlns:w16="http://schemas.microsoft.com/office/word/2018/wordml" xmlns:w16sdtdh="http://schemas.microsoft.com/office/word/2020/wordml/sdtdatahash" xmlns:w16se="http://schemas.microsoft.com/office/word/2015/wordml/symex" xmlns:wpg="http://schemas.microsoft.com/office/word/2010/wordprocessingGroup" xmlns:wpi="http://schemas.microsoft.com/office/word/2010/wordprocessingInk" xmlns:wne="http://schemas.microsoft.com/office/word/2006/wordml" xmlns:wps="http://schemas.microsoft.com/office/word/2010/wordprocessingShape" mc:Ignorable="w14 w15 w16se w16cid w16 w16cex w16sdtdh wp14">
+<w:glossaryDocument xmlns:wpc="http://schemas.microsoft.com/office/word/2010/wordprocessingCanvas" xmlns:cx="http://schemas.microsoft.com/office/drawing/2014/chartex" xmlns:cx1="http://schemas.microsoft.com/office/drawing/2015/9/8/chartex" xmlns:cx2="http://schemas.microsoft.com/office/drawing/2015/10/21/chartex" xmlns:cx3="http://schemas.microsoft.com/office/drawing/2016/5/9/chartex" xmlns:cx4="http://schemas.microsoft.com/office/drawing/2016/5/10/chartex" xmlns:cx5="http://schemas.microsoft.com/office/drawing/2016/5/11/chartex" xmlns:cx6="http://schemas.microsoft.com/office/drawing/2016/5/12/chartex" xmlns:cx7="http://schemas.microsoft.com/office/drawing/2016/5/13/chartex" xmlns:cx8="http://schemas.microsoft.com/office/drawing/2016/5/14/chartex" xmlns:mc="http://schemas.openxmlformats.org/markup-compatibility/2006" xmlns:aink="http://schemas.microsoft.com/office/drawing/2016/ink" xmlns:am3d="http://schemas.microsoft.com/office/drawing/2017/model3d" xmlns:o="urn:schemas-microsoft-com:office:office" xmlns:oel="http://schemas.microsoft.com/office/2019/extlst" xmlns:r="http://schemas.openxmlformats.org/officeDocument/2006/relationships" xmlns:m="http://schemas.openxmlformats.org/officeDocument/2006/math" xmlns:v="urn:schemas-microsoft-com:vml" xmlns:wp14="http://schemas.microsoft.com/office/word/2010/wordprocessingDrawing" xmlns:wp="http://schemas.openxmlformats.org/drawingml/2006/wordprocessingDrawing" xmlns:w10="urn:schemas-microsoft-com:office:word" xmlns:w="http://schemas.openxmlformats.org/wordprocessingml/2006/main" xmlns:w14="http://schemas.microsoft.com/office/word/2010/wordml" xmlns:w15="http://schemas.microsoft.com/office/word/2012/wordml" xmlns:w16cex="http://schemas.microsoft.com/office/word/2018/wordml/cex" xmlns:w16cid="http://schemas.microsoft.com/office/word/2016/wordml/cid" xmlns:w16="http://schemas.microsoft.com/office/word/2018/wordml" xmlns:w16du="http://schemas.microsoft.com/office/word/2023/wordml/word16du" xmlns:w16sdtdh="http://schemas.microsoft.com/office/word/2020/wordml/sdtdatahash" xmlns:w16sdtfl="http://schemas.microsoft.com/office/word/2024/wordml/sdtformatlock" xmlns:w16se="http://schemas.microsoft.com/office/word/2015/wordml/symex" xmlns:wpg="http://schemas.microsoft.com/office/word/2010/wordprocessingGroup" xmlns:wpi="http://schemas.microsoft.com/office/word/2010/wordprocessingInk" xmlns:wne="http://schemas.microsoft.com/office/word/2006/wordml" xmlns:wps="http://schemas.microsoft.com/office/word/2010/wordprocessingShape" mc:Ignorable="w14 w15 w16se w16cid w16 w16cex w16sdtdh w16sdtfl w16du wp14">
   <w:docParts>
     <w:docPart>
       <w:docPartPr>
@@ -4050,7 +4054,7 @@
 </file>
 
 <file path=word/glossary/fontTable.xml><?xml version="1.0" encoding="utf-8"?>
-<w:fonts xmlns:mc="http://schemas.openxmlformats.org/markup-compatibility/2006" xmlns:r="http://schemas.openxmlformats.org/officeDocument/2006/relationships" xmlns:w="http://schemas.openxmlformats.org/wordprocessingml/2006/main" xmlns:w14="http://schemas.microsoft.com/office/word/2010/wordml" xmlns:w15="http://schemas.microsoft.com/office/word/2012/wordml" xmlns:w16cex="http://schemas.microsoft.com/office/word/2018/wordml/cex" xmlns:w16cid="http://schemas.microsoft.com/office/word/2016/wordml/cid" xmlns:w16="http://schemas.microsoft.com/office/word/2018/wordml" xmlns:w16sdtdh="http://schemas.microsoft.com/office/word/2020/wordml/sdtdatahash" xmlns:w16se="http://schemas.microsoft.com/office/word/2015/wordml/symex" mc:Ignorable="w14 w15 w16se w16cid w16 w16cex w16sdtdh">
+<w:fonts xmlns:mc="http://schemas.openxmlformats.org/markup-compatibility/2006" xmlns:r="http://schemas.openxmlformats.org/officeDocument/2006/relationships" xmlns:w="http://schemas.openxmlformats.org/wordprocessingml/2006/main" xmlns:w14="http://schemas.microsoft.com/office/word/2010/wordml" xmlns:w15="http://schemas.microsoft.com/office/word/2012/wordml" xmlns:w16cex="http://schemas.microsoft.com/office/word/2018/wordml/cex" xmlns:w16cid="http://schemas.microsoft.com/office/word/2016/wordml/cid" xmlns:w16="http://schemas.microsoft.com/office/word/2018/wordml" xmlns:w16du="http://schemas.microsoft.com/office/word/2023/wordml/word16du" xmlns:w16sdtdh="http://schemas.microsoft.com/office/word/2020/wordml/sdtdatahash" xmlns:w16sdtfl="http://schemas.microsoft.com/office/word/2024/wordml/sdtformatlock" xmlns:w16se="http://schemas.microsoft.com/office/word/2015/wordml/symex" mc:Ignorable="w14 w15 w16se w16cid w16 w16cex w16sdtdh w16sdtfl w16du">
   <w:font w:name="Times New Roman">
     <w:panose1 w:val="02020603050405020304"/>
     <w:charset w:val="00"/>
@@ -4063,10 +4067,17 @@
     <w:charset w:val="00"/>
     <w:family w:val="swiss"/>
     <w:pitch w:val="variable"/>
-    <w:sig w:usb0="E4002EFF" w:usb1="C000247B" w:usb2="00000009" w:usb3="00000000" w:csb0="000001FF" w:csb1="00000000"/>
+    <w:sig w:usb0="E4002EFF" w:usb1="C200247B" w:usb2="00000009" w:usb3="00000000" w:csb0="000001FF" w:csb1="00000000"/>
+  </w:font>
+  <w:font w:name="SimSun">
+    <w:altName w:val="宋体"/>
+    <w:panose1 w:val="02010600030101010101"/>
+    <w:charset w:val="86"/>
+    <w:family w:val="auto"/>
+    <w:pitch w:val="variable"/>
+    <w:sig w:usb0="00000203" w:usb1="288F0000" w:usb2="00000016" w:usb3="00000000" w:csb0="00040001" w:csb1="00000000"/>
   </w:font>
   <w:font w:name="MS Mincho">
-    <w:altName w:val="ＭＳ 明朝"/>
     <w:panose1 w:val="02020609040205080304"/>
     <w:charset w:val="80"/>
     <w:family w:val="modern"/>
@@ -4078,13 +4089,41 @@
     <w:charset w:val="00"/>
     <w:family w:val="swiss"/>
     <w:pitch w:val="variable"/>
-    <w:sig w:usb0="E4002EFF" w:usb1="C000247B" w:usb2="00000009" w:usb3="00000000" w:csb0="000001FF" w:csb1="00000000"/>
+    <w:sig w:usb0="E4002EFF" w:usb1="C200247B" w:usb2="00000009" w:usb3="00000000" w:csb0="000001FF" w:csb1="00000000"/>
+  </w:font>
+  <w:font w:name="Aptos">
+    <w:charset w:val="00"/>
+    <w:family w:val="swiss"/>
+    <w:pitch w:val="variable"/>
+    <w:sig w:usb0="20000287" w:usb1="00000003" w:usb2="00000000" w:usb3="00000000" w:csb0="0000019F" w:csb1="00000000"/>
+  </w:font>
+  <w:font w:name="DengXian">
+    <w:altName w:val="等线"/>
+    <w:panose1 w:val="02010600030101010101"/>
+    <w:charset w:val="86"/>
+    <w:family w:val="auto"/>
+    <w:pitch w:val="variable"/>
+    <w:sig w:usb0="A00002BF" w:usb1="38CF7CFA" w:usb2="00000016" w:usb3="00000000" w:csb0="0004000F" w:csb1="00000000"/>
+  </w:font>
+  <w:font w:name="DengXian Light">
+    <w:altName w:val="等线 Light"/>
+    <w:panose1 w:val="02010600030101010101"/>
+    <w:charset w:val="86"/>
+    <w:family w:val="auto"/>
+    <w:pitch w:val="variable"/>
+    <w:sig w:usb0="A00002BF" w:usb1="38CF7CFA" w:usb2="00000016" w:usb3="00000000" w:csb0="0004000F" w:csb1="00000000"/>
+  </w:font>
+  <w:font w:name="Aptos Display">
+    <w:charset w:val="00"/>
+    <w:family w:val="swiss"/>
+    <w:pitch w:val="variable"/>
+    <w:sig w:usb0="20000287" w:usb1="00000003" w:usb2="00000000" w:usb3="00000000" w:csb0="0000019F" w:csb1="00000000"/>
   </w:font>
 </w:fonts>
 </file>
 
 <file path=word/glossary/settings.xml><?xml version="1.0" encoding="utf-8"?>
-<w:settings xmlns:mc="http://schemas.openxmlformats.org/markup-compatibility/2006" xmlns:o="urn:schemas-microsoft-com:office:office" xmlns:r="http://schemas.openxmlformats.org/officeDocument/2006/relationships" xmlns:m="http://schemas.openxmlformats.org/officeDocument/2006/math" xmlns:v="urn:schemas-microsoft-com:vml" xmlns:w10="urn:schemas-microsoft-com:office:word" xmlns:w="http://schemas.openxmlformats.org/wordprocessingml/2006/main" xmlns:w14="http://schemas.microsoft.com/office/word/2010/wordml" xmlns:w15="http://schemas.microsoft.com/office/word/2012/wordml" xmlns:w16cex="http://schemas.microsoft.com/office/word/2018/wordml/cex" xmlns:w16cid="http://schemas.microsoft.com/office/word/2016/wordml/cid" xmlns:w16="http://schemas.microsoft.com/office/word/2018/wordml" xmlns:w16sdtdh="http://schemas.microsoft.com/office/word/2020/wordml/sdtdatahash" xmlns:w16se="http://schemas.microsoft.com/office/word/2015/wordml/symex" xmlns:sl="http://schemas.openxmlformats.org/schemaLibrary/2006/main" mc:Ignorable="w14 w15 w16se w16cid w16 w16cex w16sdtdh">
+<w:settings xmlns:mc="http://schemas.openxmlformats.org/markup-compatibility/2006" xmlns:o="urn:schemas-microsoft-com:office:office" xmlns:r="http://schemas.openxmlformats.org/officeDocument/2006/relationships" xmlns:m="http://schemas.openxmlformats.org/officeDocument/2006/math" xmlns:v="urn:schemas-microsoft-com:vml" xmlns:w10="urn:schemas-microsoft-com:office:word" xmlns:w="http://schemas.openxmlformats.org/wordprocessingml/2006/main" xmlns:w14="http://schemas.microsoft.com/office/word/2010/wordml" xmlns:w15="http://schemas.microsoft.com/office/word/2012/wordml" xmlns:w16cex="http://schemas.microsoft.com/office/word/2018/wordml/cex" xmlns:w16cid="http://schemas.microsoft.com/office/word/2016/wordml/cid" xmlns:w16="http://schemas.microsoft.com/office/word/2018/wordml" xmlns:w16du="http://schemas.microsoft.com/office/word/2023/wordml/word16du" xmlns:w16sdtdh="http://schemas.microsoft.com/office/word/2020/wordml/sdtdatahash" xmlns:w16sdtfl="http://schemas.microsoft.com/office/word/2024/wordml/sdtformatlock" xmlns:w16se="http://schemas.microsoft.com/office/word/2015/wordml/symex" xmlns:sl="http://schemas.openxmlformats.org/schemaLibrary/2006/main" mc:Ignorable="w14 w15 w16se w16cid w16 w16cex w16sdtdh w16sdtfl w16du">
   <w:view w:val="normal"/>
   <w:defaultTabStop w:val="720"/>
   <w:characterSpacingControl w:val="doNotCompress"/>
@@ -4100,10 +4139,12 @@
   <w:rsids>
     <w:rsidRoot w:val="00456D0A"/>
     <w:rsid w:val="00312FA1"/>
+    <w:rsid w:val="003D33C6"/>
     <w:rsid w:val="00456D0A"/>
     <w:rsid w:val="004A2004"/>
     <w:rsid w:val="00501361"/>
     <w:rsid w:val="007776D9"/>
+    <w:rsid w:val="008D1ED4"/>
     <w:rsid w:val="00BE39E5"/>
     <w:rsid w:val="00F030DD"/>
   </w:rsids>
@@ -4120,7 +4161,7 @@
     <m:intLim m:val="subSup"/>
     <m:naryLim m:val="undOvr"/>
   </m:mathPr>
-  <w:themeFontLang w:val="en-GB"/>
+  <w:themeFontLang w:val="en-GB" w:eastAsia="zh-CN"/>
   <w:clrSchemeMapping w:bg1="light1" w:t1="dark1" w:bg2="light2" w:t2="dark2" w:accent1="accent1" w:accent2="accent2" w:accent3="accent3" w:accent4="accent4" w:accent5="accent5" w:accent6="accent6" w:hyperlink="hyperlink" w:followedHyperlink="followedHyperlink"/>
   <w:decimalSymbol w:val="."/>
   <w:listSeparator w:val=","/>
@@ -4129,7 +4170,7 @@
 </file>
 
 <file path=word/glossary/styles.xml><?xml version="1.0" encoding="utf-8"?>
-<w:styles xmlns:mc="http://schemas.openxmlformats.org/markup-compatibility/2006" xmlns:r="http://schemas.openxmlformats.org/officeDocument/2006/relationships" xmlns:w="http://schemas.openxmlformats.org/wordprocessingml/2006/main" xmlns:w14="http://schemas.microsoft.com/office/word/2010/wordml" xmlns:w15="http://schemas.microsoft.com/office/word/2012/wordml" xmlns:w16cex="http://schemas.microsoft.com/office/word/2018/wordml/cex" xmlns:w16cid="http://schemas.microsoft.com/office/word/2016/wordml/cid" xmlns:w16="http://schemas.microsoft.com/office/word/2018/wordml" xmlns:w16sdtdh="http://schemas.microsoft.com/office/word/2020/wordml/sdtdatahash" xmlns:w16se="http://schemas.microsoft.com/office/word/2015/wordml/symex" mc:Ignorable="w14 w15 w16se w16cid w16 w16cex w16sdtdh">
+<w:styles xmlns:mc="http://schemas.openxmlformats.org/markup-compatibility/2006" xmlns:r="http://schemas.openxmlformats.org/officeDocument/2006/relationships" xmlns:w="http://schemas.openxmlformats.org/wordprocessingml/2006/main" xmlns:w14="http://schemas.microsoft.com/office/word/2010/wordml" xmlns:w15="http://schemas.microsoft.com/office/word/2012/wordml" xmlns:w16cex="http://schemas.microsoft.com/office/word/2018/wordml/cex" xmlns:w16cid="http://schemas.microsoft.com/office/word/2016/wordml/cid" xmlns:w16="http://schemas.microsoft.com/office/word/2018/wordml" xmlns:w16du="http://schemas.microsoft.com/office/word/2023/wordml/word16du" xmlns:w16sdtdh="http://schemas.microsoft.com/office/word/2020/wordml/sdtdatahash" xmlns:w16sdtfl="http://schemas.microsoft.com/office/word/2024/wordml/sdtformatlock" xmlns:w16se="http://schemas.microsoft.com/office/word/2015/wordml/symex" mc:Ignorable="w14 w15 w16se w16cid w16 w16cex w16sdtdh w16sdtfl w16du">
   <w:docDefaults>
     <w:rPrDefault>
       <w:rPr>
@@ -4616,7 +4657,7 @@
 </file>
 
 <file path=word/glossary/webSettings.xml><?xml version="1.0" encoding="utf-8"?>
-<w:webSettings xmlns:mc="http://schemas.openxmlformats.org/markup-compatibility/2006" xmlns:r="http://schemas.openxmlformats.org/officeDocument/2006/relationships" xmlns:w="http://schemas.openxmlformats.org/wordprocessingml/2006/main" xmlns:w14="http://schemas.microsoft.com/office/word/2010/wordml" xmlns:w15="http://schemas.microsoft.com/office/word/2012/wordml" xmlns:w16cex="http://schemas.microsoft.com/office/word/2018/wordml/cex" xmlns:w16cid="http://schemas.microsoft.com/office/word/2016/wordml/cid" xmlns:w16="http://schemas.microsoft.com/office/word/2018/wordml" xmlns:w16sdtdh="http://schemas.microsoft.com/office/word/2020/wordml/sdtdatahash" xmlns:w16se="http://schemas.microsoft.com/office/word/2015/wordml/symex" mc:Ignorable="w14 w15 w16se w16cid w16 w16cex w16sdtdh">
+<w:webSettings xmlns:mc="http://schemas.openxmlformats.org/markup-compatibility/2006" xmlns:r="http://schemas.openxmlformats.org/officeDocument/2006/relationships" xmlns:w="http://schemas.openxmlformats.org/wordprocessingml/2006/main" xmlns:w14="http://schemas.microsoft.com/office/word/2010/wordml" xmlns:w15="http://schemas.microsoft.com/office/word/2012/wordml" xmlns:w16cex="http://schemas.microsoft.com/office/word/2018/wordml/cex" xmlns:w16cid="http://schemas.microsoft.com/office/word/2016/wordml/cid" xmlns:w16="http://schemas.microsoft.com/office/word/2018/wordml" xmlns:w16du="http://schemas.microsoft.com/office/word/2023/wordml/word16du" xmlns:w16sdtdh="http://schemas.microsoft.com/office/word/2020/wordml/sdtdatahash" xmlns:w16sdtfl="http://schemas.microsoft.com/office/word/2024/wordml/sdtformatlock" xmlns:w16se="http://schemas.microsoft.com/office/word/2015/wordml/symex" mc:Ignorable="w14 w15 w16se w16cid w16 w16cex w16sdtdh w16sdtfl w16du">
   <w:optimizeForBrowser/>
   <w:allowPNG/>
 </w:webSettings>
